--- a/02Stakeholder Analysis and Elicitation.docx
+++ b/02Stakeholder Analysis and Elicitation.docx
@@ -10,47 +10,92 @@
           <w:rFonts w:ascii="Times New Roman" w:hAnsi="Times New Roman" w:cs="Times New Roman"/>
           <w:b/>
           <w:bCs/>
+          <w:i/>
+          <w:iCs/>
+          <w:color w:val="AEAAAA" w:themeColor="background2" w:themeShade="BF"/>
+        </w:rPr>
+      </w:pPr>
+      <w:r>
+        <w:rPr>
+          <w:rFonts w:ascii="Times New Roman" w:hAnsi="Times New Roman" w:cs="Times New Roman"/>
+          <w:b/>
+          <w:bCs/>
+          <w:i/>
+          <w:iCs/>
+          <w:color w:val="AEAAAA" w:themeColor="background2" w:themeShade="BF"/>
+        </w:rPr>
+        <w:t>Stakeholder Analysis and Elicitation</w:t>
+      </w:r>
+    </w:p>
+    <w:p>
+      <w:pPr>
+        <w:spacing w:line="240" w:lineRule="auto"/>
+        <w:jc w:val="center"/>
+        <w:rPr>
+          <w:rFonts w:ascii="Times New Roman" w:hAnsi="Times New Roman" w:cs="Times New Roman"/>
+          <w:b/>
+          <w:bCs/>
+          <w:color w:val="2F5496" w:themeColor="accent1" w:themeShade="BF"/>
           <w:sz w:val="36"/>
           <w:szCs w:val="36"/>
-          <w:u w:val="single"/>
           <w:lang w:val="en-US"/>
         </w:rPr>
       </w:pPr>
+      <w:proofErr w:type="spellStart"/>
       <w:r>
         <w:rPr>
           <w:rFonts w:ascii="Times New Roman" w:hAnsi="Times New Roman" w:cs="Times New Roman"/>
           <w:b/>
           <w:bCs/>
+          <w:color w:val="2F5496" w:themeColor="accent1" w:themeShade="BF"/>
           <w:sz w:val="36"/>
           <w:szCs w:val="36"/>
-          <w:u w:val="single"/>
           <w:lang w:val="en-US"/>
         </w:rPr>
-        <w:t>Stakeholder Analysis and Elicitation</w:t>
-      </w:r>
-    </w:p>
-    <w:p>
-      <w:pPr>
-        <w:spacing w:line="240" w:lineRule="auto"/>
-        <w:jc w:val="center"/>
+        <w:t>RetailEasy</w:t>
+      </w:r>
+      <w:proofErr w:type="spellEnd"/>
+      <w:r>
         <w:rPr>
           <w:rFonts w:ascii="Times New Roman" w:hAnsi="Times New Roman" w:cs="Times New Roman"/>
           <w:b/>
           <w:bCs/>
+          <w:color w:val="2F5496" w:themeColor="accent1" w:themeShade="BF"/>
           <w:sz w:val="36"/>
           <w:szCs w:val="36"/>
-          <w:u w:val="single"/>
           <w:lang w:val="en-US"/>
         </w:rPr>
-      </w:pPr>
-    </w:p>
-    <w:p>
-      <w:pPr>
-        <w:pStyle w:val="ListParagraph"/>
-        <w:numPr>
-          <w:ilvl w:val="0"/>
-          <w:numId w:val="1"/>
-        </w:numPr>
+        <w:t xml:space="preserve"> Pvt. Ltd.</w:t>
+      </w:r>
+    </w:p>
+    <w:p>
+      <w:pPr>
+        <w:pBdr>
+          <w:bottom w:val="single" w:sz="12" w:space="1" w:color="auto"/>
+        </w:pBdr>
+        <w:spacing w:line="240" w:lineRule="auto"/>
+        <w:jc w:val="center"/>
+        <w:rPr>
+          <w:rFonts w:ascii="Times New Roman" w:hAnsi="Times New Roman" w:cs="Times New Roman"/>
+          <w:b/>
+          <w:bCs/>
+          <w:color w:val="AEAAAA" w:themeColor="background2" w:themeShade="BF"/>
+        </w:rPr>
+      </w:pPr>
+      <w:r>
+        <w:rPr>
+          <w:rFonts w:ascii="Times New Roman" w:hAnsi="Times New Roman" w:cs="Times New Roman"/>
+          <w:b/>
+          <w:bCs/>
+          <w:i/>
+          <w:iCs/>
+          <w:color w:val="AEAAAA" w:themeColor="background2" w:themeShade="BF"/>
+        </w:rPr>
+        <w:t>Returns Process Automation  |  Prepared by: Pooja Suresh Chavan, Business Analyst  |  May 2026</w:t>
+      </w:r>
+    </w:p>
+    <w:p>
+      <w:pPr>
         <w:spacing w:line="240" w:lineRule="auto"/>
         <w:rPr>
           <w:rFonts w:ascii="Times New Roman" w:hAnsi="Times New Roman" w:cs="Times New Roman"/>
@@ -63,7 +108,13 @@
           <w:lang w:val="en-US"/>
         </w:rPr>
       </w:pPr>
-      <w:r>
+    </w:p>
+    <w:p>
+      <w:pPr>
+        <w:pBdr>
+          <w:bottom w:val="single" w:sz="12" w:space="1" w:color="auto"/>
+        </w:pBdr>
+        <w:spacing w:line="240" w:lineRule="auto"/>
         <w:rPr>
           <w:rFonts w:ascii="Times New Roman" w:hAnsi="Times New Roman" w:cs="Times New Roman"/>
           <w:b/>
@@ -71,15 +122,24 @@
           <w:color w:val="2F5496" w:themeColor="accent1" w:themeShade="BF"/>
           <w:sz w:val="28"/>
           <w:szCs w:val="28"/>
-          <w:u w:val="single"/>
           <w:lang w:val="en-US"/>
         </w:rPr>
-        <w:t>Stakeholder Matrix:</w:t>
-      </w:r>
-    </w:p>
-    <w:p>
-      <w:pPr>
-        <w:pStyle w:val="ListParagraph"/>
+      </w:pPr>
+      <w:r>
+        <w:rPr>
+          <w:rFonts w:ascii="Times New Roman" w:hAnsi="Times New Roman" w:cs="Times New Roman"/>
+          <w:b/>
+          <w:bCs/>
+          <w:color w:val="2F5496" w:themeColor="accent1" w:themeShade="BF"/>
+          <w:sz w:val="28"/>
+          <w:szCs w:val="28"/>
+          <w:lang w:val="en-US"/>
+        </w:rPr>
+        <w:t>Stakeholder Matrix</w:t>
+      </w:r>
+    </w:p>
+    <w:p>
+      <w:pPr>
         <w:spacing w:line="240" w:lineRule="auto"/>
         <w:rPr>
           <w:rFonts w:ascii="Times New Roman" w:hAnsi="Times New Roman" w:cs="Times New Roman"/>
@@ -104,17 +164,19 @@
         <w:gridCol w:w="1457"/>
         <w:gridCol w:w="1456"/>
         <w:gridCol w:w="1176"/>
-        <w:gridCol w:w="1039"/>
-        <w:gridCol w:w="4318"/>
+        <w:gridCol w:w="1038"/>
+        <w:gridCol w:w="3753"/>
       </w:tblGrid>
       <w:tr>
         <w:trPr>
           <w:cnfStyle w:val="100000000000" w:firstRow="1" w:lastRow="0" w:firstColumn="0" w:lastColumn="0" w:oddVBand="0" w:evenVBand="0" w:oddHBand="0" w:evenHBand="0" w:firstRowFirstColumn="0" w:firstRowLastColumn="0" w:lastRowFirstColumn="0" w:lastRowLastColumn="0"/>
+          <w:trHeight w:val="544"/>
         </w:trPr>
         <w:tc>
           <w:tcPr>
             <w:cnfStyle w:val="001000000000" w:firstRow="0" w:lastRow="0" w:firstColumn="1" w:lastColumn="0" w:oddVBand="0" w:evenVBand="0" w:oddHBand="0" w:evenHBand="0" w:firstRowFirstColumn="0" w:firstRowLastColumn="0" w:lastRowFirstColumn="0" w:lastRowLastColumn="0"/>
             <w:tcW w:w="700" w:type="dxa"/>
+            <w:vAlign w:val="center"/>
           </w:tcPr>
           <w:p>
             <w:pPr>
@@ -136,6 +198,7 @@
         <w:tc>
           <w:tcPr>
             <w:tcW w:w="1377" w:type="dxa"/>
+            <w:vAlign w:val="center"/>
           </w:tcPr>
           <w:p>
             <w:pPr>
@@ -158,6 +221,7 @@
         <w:tc>
           <w:tcPr>
             <w:tcW w:w="1452" w:type="dxa"/>
+            <w:vAlign w:val="center"/>
           </w:tcPr>
           <w:p>
             <w:pPr>
@@ -180,6 +244,7 @@
         <w:tc>
           <w:tcPr>
             <w:tcW w:w="1121" w:type="dxa"/>
+            <w:vAlign w:val="center"/>
           </w:tcPr>
           <w:p>
             <w:pPr>
@@ -202,6 +267,7 @@
         <w:tc>
           <w:tcPr>
             <w:tcW w:w="1040" w:type="dxa"/>
+            <w:vAlign w:val="center"/>
           </w:tcPr>
           <w:p>
             <w:pPr>
@@ -224,6 +290,7 @@
         <w:tc>
           <w:tcPr>
             <w:tcW w:w="4504" w:type="dxa"/>
+            <w:vAlign w:val="center"/>
           </w:tcPr>
           <w:p>
             <w:pPr>
@@ -247,6 +314,7 @@
       <w:tr>
         <w:trPr>
           <w:cnfStyle w:val="000000100000" w:firstRow="0" w:lastRow="0" w:firstColumn="0" w:lastColumn="0" w:oddVBand="0" w:evenVBand="0" w:oddHBand="1" w:evenHBand="0" w:firstRowFirstColumn="0" w:firstRowLastColumn="0" w:lastRowFirstColumn="0" w:lastRowLastColumn="0"/>
+          <w:trHeight w:val="836"/>
         </w:trPr>
         <w:tc>
           <w:tcPr>
@@ -366,9 +434,11 @@
         <w:tc>
           <w:tcPr>
             <w:tcW w:w="4504" w:type="dxa"/>
-          </w:tcPr>
-          <w:p>
-            <w:pPr>
+            <w:vAlign w:val="center"/>
+          </w:tcPr>
+          <w:p>
+            <w:pPr>
+              <w:jc w:val="center"/>
               <w:cnfStyle w:val="000000100000" w:firstRow="0" w:lastRow="0" w:firstColumn="0" w:lastColumn="0" w:oddVBand="0" w:evenVBand="0" w:oddHBand="1" w:evenHBand="0" w:firstRowFirstColumn="0" w:firstRowLastColumn="0" w:lastRowFirstColumn="0" w:lastRowLastColumn="0"/>
               <w:rPr>
                 <w:rFonts w:ascii="Times New Roman" w:hAnsi="Times New Roman" w:cs="Times New Roman"/>
@@ -386,6 +456,9 @@
         </w:tc>
       </w:tr>
       <w:tr>
+        <w:trPr>
+          <w:trHeight w:val="848"/>
+        </w:trPr>
         <w:tc>
           <w:tcPr>
             <w:cnfStyle w:val="001000000000" w:firstRow="0" w:lastRow="0" w:firstColumn="1" w:lastColumn="0" w:oddVBand="0" w:evenVBand="0" w:oddHBand="0" w:evenHBand="0" w:firstRowFirstColumn="0" w:firstRowLastColumn="0" w:lastRowFirstColumn="0" w:lastRowLastColumn="0"/>
@@ -504,9 +577,11 @@
         <w:tc>
           <w:tcPr>
             <w:tcW w:w="4504" w:type="dxa"/>
-          </w:tcPr>
-          <w:p>
-            <w:pPr>
+            <w:vAlign w:val="center"/>
+          </w:tcPr>
+          <w:p>
+            <w:pPr>
+              <w:jc w:val="center"/>
               <w:cnfStyle w:val="000000000000" w:firstRow="0" w:lastRow="0" w:firstColumn="0" w:lastColumn="0" w:oddVBand="0" w:evenVBand="0" w:oddHBand="0" w:evenHBand="0" w:firstRowFirstColumn="0" w:firstRowLastColumn="0" w:lastRowFirstColumn="0" w:lastRowLastColumn="0"/>
               <w:rPr>
                 <w:rFonts w:ascii="Times New Roman" w:hAnsi="Times New Roman" w:cs="Times New Roman"/>
@@ -526,6 +601,7 @@
       <w:tr>
         <w:trPr>
           <w:cnfStyle w:val="000000100000" w:firstRow="0" w:lastRow="0" w:firstColumn="0" w:lastColumn="0" w:oddVBand="0" w:evenVBand="0" w:oddHBand="1" w:evenHBand="0" w:firstRowFirstColumn="0" w:firstRowLastColumn="0" w:lastRowFirstColumn="0" w:lastRowLastColumn="0"/>
+          <w:trHeight w:val="690"/>
         </w:trPr>
         <w:tc>
           <w:tcPr>
@@ -645,9 +721,11 @@
         <w:tc>
           <w:tcPr>
             <w:tcW w:w="4504" w:type="dxa"/>
-          </w:tcPr>
-          <w:p>
-            <w:pPr>
+            <w:vAlign w:val="center"/>
+          </w:tcPr>
+          <w:p>
+            <w:pPr>
+              <w:jc w:val="center"/>
               <w:cnfStyle w:val="000000100000" w:firstRow="0" w:lastRow="0" w:firstColumn="0" w:lastColumn="0" w:oddVBand="0" w:evenVBand="0" w:oddHBand="1" w:evenHBand="0" w:firstRowFirstColumn="0" w:firstRowLastColumn="0" w:lastRowFirstColumn="0" w:lastRowLastColumn="0"/>
               <w:rPr>
                 <w:rFonts w:ascii="Times New Roman" w:hAnsi="Times New Roman" w:cs="Times New Roman"/>
@@ -679,6 +757,9 @@
         </w:tc>
       </w:tr>
       <w:tr>
+        <w:trPr>
+          <w:trHeight w:val="714"/>
+        </w:trPr>
         <w:tc>
           <w:tcPr>
             <w:cnfStyle w:val="001000000000" w:firstRow="0" w:lastRow="0" w:firstColumn="1" w:lastColumn="0" w:oddVBand="0" w:evenVBand="0" w:oddHBand="0" w:evenHBand="0" w:firstRowFirstColumn="0" w:firstRowLastColumn="0" w:lastRowFirstColumn="0" w:lastRowLastColumn="0"/>
@@ -813,9 +894,11 @@
         <w:tc>
           <w:tcPr>
             <w:tcW w:w="4504" w:type="dxa"/>
-          </w:tcPr>
-          <w:p>
-            <w:pPr>
+            <w:vAlign w:val="center"/>
+          </w:tcPr>
+          <w:p>
+            <w:pPr>
+              <w:jc w:val="center"/>
               <w:cnfStyle w:val="000000000000" w:firstRow="0" w:lastRow="0" w:firstColumn="0" w:lastColumn="0" w:oddVBand="0" w:evenVBand="0" w:oddHBand="0" w:evenHBand="0" w:firstRowFirstColumn="0" w:firstRowLastColumn="0" w:lastRowFirstColumn="0" w:lastRowLastColumn="0"/>
               <w:rPr>
                 <w:rFonts w:ascii="Times New Roman" w:hAnsi="Times New Roman" w:cs="Times New Roman"/>
@@ -842,6 +925,7 @@
       <w:tr>
         <w:trPr>
           <w:cnfStyle w:val="000000100000" w:firstRow="0" w:lastRow="0" w:firstColumn="0" w:lastColumn="0" w:oddVBand="0" w:evenVBand="0" w:oddHBand="1" w:evenHBand="0" w:firstRowFirstColumn="0" w:firstRowLastColumn="0" w:lastRowFirstColumn="0" w:lastRowLastColumn="0"/>
+          <w:trHeight w:val="824"/>
         </w:trPr>
         <w:tc>
           <w:tcPr>
@@ -961,9 +1045,11 @@
         <w:tc>
           <w:tcPr>
             <w:tcW w:w="4504" w:type="dxa"/>
-          </w:tcPr>
-          <w:p>
-            <w:pPr>
+            <w:vAlign w:val="center"/>
+          </w:tcPr>
+          <w:p>
+            <w:pPr>
+              <w:jc w:val="center"/>
               <w:cnfStyle w:val="000000100000" w:firstRow="0" w:lastRow="0" w:firstColumn="0" w:lastColumn="0" w:oddVBand="0" w:evenVBand="0" w:oddHBand="1" w:evenHBand="0" w:firstRowFirstColumn="0" w:firstRowLastColumn="0" w:lastRowFirstColumn="0" w:lastRowLastColumn="0"/>
               <w:rPr>
                 <w:rFonts w:ascii="Times New Roman" w:hAnsi="Times New Roman" w:cs="Times New Roman"/>
@@ -981,6 +1067,9 @@
         </w:tc>
       </w:tr>
       <w:tr>
+        <w:trPr>
+          <w:trHeight w:val="850"/>
+        </w:trPr>
         <w:tc>
           <w:tcPr>
             <w:cnfStyle w:val="001000000000" w:firstRow="0" w:lastRow="0" w:firstColumn="1" w:lastColumn="0" w:oddVBand="0" w:evenVBand="0" w:oddHBand="0" w:evenHBand="0" w:firstRowFirstColumn="0" w:firstRowLastColumn="0" w:lastRowFirstColumn="0" w:lastRowLastColumn="0"/>
@@ -1099,9 +1188,11 @@
         <w:tc>
           <w:tcPr>
             <w:tcW w:w="4504" w:type="dxa"/>
-          </w:tcPr>
-          <w:p>
-            <w:pPr>
+            <w:vAlign w:val="center"/>
+          </w:tcPr>
+          <w:p>
+            <w:pPr>
+              <w:jc w:val="center"/>
               <w:cnfStyle w:val="000000000000" w:firstRow="0" w:lastRow="0" w:firstColumn="0" w:lastColumn="0" w:oddVBand="0" w:evenVBand="0" w:oddHBand="0" w:evenHBand="0" w:firstRowFirstColumn="0" w:firstRowLastColumn="0" w:lastRowFirstColumn="0" w:lastRowLastColumn="0"/>
               <w:rPr>
                 <w:rFonts w:ascii="Times New Roman" w:hAnsi="Times New Roman" w:cs="Times New Roman"/>
@@ -1138,11 +1229,162 @@
     </w:p>
     <w:p>
       <w:pPr>
-        <w:pStyle w:val="ListParagraph"/>
-        <w:numPr>
-          <w:ilvl w:val="0"/>
-          <w:numId w:val="1"/>
-        </w:numPr>
+        <w:spacing w:line="240" w:lineRule="auto"/>
+        <w:jc w:val="center"/>
+        <w:rPr>
+          <w:rFonts w:ascii="Times New Roman" w:hAnsi="Times New Roman" w:cs="Times New Roman"/>
+          <w:lang w:val="en-US"/>
+        </w:rPr>
+      </w:pPr>
+    </w:p>
+    <w:p>
+      <w:pPr>
+        <w:spacing w:line="240" w:lineRule="auto"/>
+        <w:jc w:val="center"/>
+        <w:rPr>
+          <w:rFonts w:ascii="Times New Roman" w:hAnsi="Times New Roman" w:cs="Times New Roman"/>
+          <w:lang w:val="en-US"/>
+        </w:rPr>
+      </w:pPr>
+    </w:p>
+    <w:p>
+      <w:pPr>
+        <w:spacing w:line="240" w:lineRule="auto"/>
+        <w:jc w:val="center"/>
+        <w:rPr>
+          <w:rFonts w:ascii="Times New Roman" w:hAnsi="Times New Roman" w:cs="Times New Roman"/>
+          <w:lang w:val="en-US"/>
+        </w:rPr>
+      </w:pPr>
+    </w:p>
+    <w:p>
+      <w:pPr>
+        <w:spacing w:line="240" w:lineRule="auto"/>
+        <w:jc w:val="center"/>
+        <w:rPr>
+          <w:rFonts w:ascii="Times New Roman" w:hAnsi="Times New Roman" w:cs="Times New Roman"/>
+          <w:lang w:val="en-US"/>
+        </w:rPr>
+      </w:pPr>
+    </w:p>
+    <w:p>
+      <w:pPr>
+        <w:spacing w:line="240" w:lineRule="auto"/>
+        <w:jc w:val="center"/>
+        <w:rPr>
+          <w:rFonts w:ascii="Times New Roman" w:hAnsi="Times New Roman" w:cs="Times New Roman"/>
+          <w:lang w:val="en-US"/>
+        </w:rPr>
+      </w:pPr>
+    </w:p>
+    <w:p>
+      <w:pPr>
+        <w:spacing w:line="240" w:lineRule="auto"/>
+        <w:jc w:val="center"/>
+        <w:rPr>
+          <w:rFonts w:ascii="Times New Roman" w:hAnsi="Times New Roman" w:cs="Times New Roman"/>
+          <w:lang w:val="en-US"/>
+        </w:rPr>
+      </w:pPr>
+    </w:p>
+    <w:p>
+      <w:pPr>
+        <w:spacing w:line="240" w:lineRule="auto"/>
+        <w:jc w:val="center"/>
+        <w:rPr>
+          <w:rFonts w:ascii="Times New Roman" w:hAnsi="Times New Roman" w:cs="Times New Roman"/>
+          <w:lang w:val="en-US"/>
+        </w:rPr>
+      </w:pPr>
+    </w:p>
+    <w:p>
+      <w:pPr>
+        <w:spacing w:line="240" w:lineRule="auto"/>
+        <w:jc w:val="center"/>
+        <w:rPr>
+          <w:rFonts w:ascii="Times New Roman" w:hAnsi="Times New Roman" w:cs="Times New Roman"/>
+          <w:lang w:val="en-US"/>
+        </w:rPr>
+      </w:pPr>
+    </w:p>
+    <w:p>
+      <w:pPr>
+        <w:spacing w:line="240" w:lineRule="auto"/>
+        <w:jc w:val="center"/>
+        <w:rPr>
+          <w:rFonts w:ascii="Times New Roman" w:hAnsi="Times New Roman" w:cs="Times New Roman"/>
+          <w:lang w:val="en-US"/>
+        </w:rPr>
+      </w:pPr>
+    </w:p>
+    <w:p>
+      <w:pPr>
+        <w:spacing w:line="240" w:lineRule="auto"/>
+        <w:jc w:val="center"/>
+        <w:rPr>
+          <w:rFonts w:ascii="Times New Roman" w:hAnsi="Times New Roman" w:cs="Times New Roman"/>
+          <w:lang w:val="en-US"/>
+        </w:rPr>
+      </w:pPr>
+    </w:p>
+    <w:p>
+      <w:pPr>
+        <w:spacing w:line="240" w:lineRule="auto"/>
+        <w:jc w:val="center"/>
+        <w:rPr>
+          <w:rFonts w:ascii="Times New Roman" w:hAnsi="Times New Roman" w:cs="Times New Roman"/>
+          <w:lang w:val="en-US"/>
+        </w:rPr>
+      </w:pPr>
+    </w:p>
+    <w:p>
+      <w:pPr>
+        <w:spacing w:line="240" w:lineRule="auto"/>
+        <w:jc w:val="center"/>
+        <w:rPr>
+          <w:rFonts w:ascii="Times New Roman" w:hAnsi="Times New Roman" w:cs="Times New Roman"/>
+          <w:lang w:val="en-US"/>
+        </w:rPr>
+      </w:pPr>
+    </w:p>
+    <w:p>
+      <w:pPr>
+        <w:spacing w:line="240" w:lineRule="auto"/>
+        <w:jc w:val="center"/>
+        <w:rPr>
+          <w:rFonts w:ascii="Times New Roman" w:hAnsi="Times New Roman" w:cs="Times New Roman"/>
+          <w:lang w:val="en-US"/>
+        </w:rPr>
+      </w:pPr>
+    </w:p>
+    <w:p>
+      <w:pPr>
+        <w:spacing w:line="240" w:lineRule="auto"/>
+        <w:jc w:val="center"/>
+        <w:rPr>
+          <w:rFonts w:ascii="Times New Roman" w:hAnsi="Times New Roman" w:cs="Times New Roman"/>
+          <w:lang w:val="en-US"/>
+        </w:rPr>
+      </w:pPr>
+    </w:p>
+    <w:p>
+      <w:pPr>
+        <w:spacing w:line="240" w:lineRule="auto"/>
+        <w:jc w:val="center"/>
+        <w:rPr>
+          <w:rFonts w:ascii="Times New Roman" w:hAnsi="Times New Roman" w:cs="Times New Roman"/>
+          <w:lang w:val="en-US"/>
+        </w:rPr>
+      </w:pPr>
+    </w:p>
+    <w:p>
+      <w:pPr>
+        <w:pBdr>
+          <w:bottom w:val="single" w:sz="12" w:space="1" w:color="auto"/>
+        </w:pBdr>
+        <w:tabs>
+          <w:tab w:val="right" w:pos="10204"/>
+        </w:tabs>
         <w:spacing w:line="240" w:lineRule="auto"/>
         <w:rPr>
           <w:rFonts w:ascii="Times New Roman" w:hAnsi="Times New Roman" w:cs="Times New Roman"/>
@@ -1151,7 +1393,6 @@
           <w:color w:val="2F5496" w:themeColor="accent1" w:themeShade="BF"/>
           <w:sz w:val="28"/>
           <w:szCs w:val="28"/>
-          <w:u w:val="single"/>
           <w:lang w:val="en-US"/>
         </w:rPr>
       </w:pPr>
@@ -1163,16 +1404,11 @@
           <w:color w:val="2F5496" w:themeColor="accent1" w:themeShade="BF"/>
           <w:sz w:val="28"/>
           <w:szCs w:val="28"/>
-          <w:u w:val="single"/>
           <w:lang w:val="en-US"/>
         </w:rPr>
-        <w:t>Stakeholders Grid:</w:t>
-      </w:r>
-    </w:p>
-    <w:p>
-      <w:pPr>
-        <w:pStyle w:val="ListParagraph"/>
-        <w:spacing w:line="240" w:lineRule="auto"/>
+        <w:t>Stakeholders Gri</w:t>
+      </w:r>
+      <w:r>
         <w:rPr>
           <w:rFonts w:ascii="Times New Roman" w:hAnsi="Times New Roman" w:cs="Times New Roman"/>
           <w:b/>
@@ -1180,10 +1416,10 @@
           <w:color w:val="2F5496" w:themeColor="accent1" w:themeShade="BF"/>
           <w:sz w:val="28"/>
           <w:szCs w:val="28"/>
-          <w:u w:val="single"/>
           <w:lang w:val="en-US"/>
         </w:rPr>
-      </w:pPr>
+        <w:t>d</w:t>
+      </w:r>
     </w:p>
     <w:p>
       <w:pPr>
@@ -1265,11 +1501,9 @@
     </w:p>
     <w:p>
       <w:pPr>
-        <w:pStyle w:val="ListParagraph"/>
-        <w:numPr>
-          <w:ilvl w:val="0"/>
-          <w:numId w:val="1"/>
-        </w:numPr>
+        <w:pBdr>
+          <w:bottom w:val="single" w:sz="12" w:space="1" w:color="auto"/>
+        </w:pBdr>
         <w:spacing w:line="240" w:lineRule="auto"/>
         <w:rPr>
           <w:rFonts w:ascii="Times New Roman" w:hAnsi="Times New Roman" w:cs="Times New Roman"/>
@@ -1278,7 +1512,6 @@
           <w:color w:val="2F5496" w:themeColor="accent1" w:themeShade="BF"/>
           <w:sz w:val="28"/>
           <w:szCs w:val="28"/>
-          <w:u w:val="single"/>
           <w:lang w:val="en-US"/>
         </w:rPr>
       </w:pPr>
@@ -1290,15 +1523,13 @@
           <w:color w:val="2F5496" w:themeColor="accent1" w:themeShade="BF"/>
           <w:sz w:val="28"/>
           <w:szCs w:val="28"/>
-          <w:u w:val="single"/>
           <w:lang w:val="en-US"/>
         </w:rPr>
-        <w:t>RACI Matrix:</w:t>
-      </w:r>
-    </w:p>
-    <w:p>
-      <w:pPr>
-        <w:pStyle w:val="ListParagraph"/>
+        <w:t>RACI Matrix</w:t>
+      </w:r>
+    </w:p>
+    <w:p>
+      <w:pPr>
         <w:spacing w:line="240" w:lineRule="auto"/>
         <w:rPr>
           <w:rFonts w:ascii="Times New Roman" w:hAnsi="Times New Roman" w:cs="Times New Roman"/>
@@ -1307,7 +1538,6 @@
           <w:color w:val="2F5496" w:themeColor="accent1" w:themeShade="BF"/>
           <w:sz w:val="28"/>
           <w:szCs w:val="28"/>
-          <w:u w:val="single"/>
           <w:lang w:val="en-US"/>
         </w:rPr>
       </w:pPr>
@@ -2526,6 +2756,7 @@
                 <w:rFonts w:ascii="Times New Roman" w:hAnsi="Times New Roman" w:cs="Times New Roman"/>
                 <w:lang w:val="en-US"/>
               </w:rPr>
+              <w:lastRenderedPageBreak/>
               <w:t>Product Backlog &amp; Sprint Planning</w:t>
             </w:r>
           </w:p>
@@ -3220,6 +3451,26 @@
         </w:tc>
       </w:tr>
     </w:tbl>
+    <w:p>
+      <w:pPr>
+        <w:pStyle w:val="ListParagraph"/>
+        <w:spacing w:line="240" w:lineRule="auto"/>
+        <w:rPr>
+          <w:rFonts w:ascii="Times New Roman" w:hAnsi="Times New Roman" w:cs="Times New Roman"/>
+          <w:lang w:val="en-US"/>
+        </w:rPr>
+      </w:pPr>
+    </w:p>
+    <w:p>
+      <w:pPr>
+        <w:pStyle w:val="ListParagraph"/>
+        <w:spacing w:line="240" w:lineRule="auto"/>
+        <w:rPr>
+          <w:rFonts w:ascii="Times New Roman" w:hAnsi="Times New Roman" w:cs="Times New Roman"/>
+          <w:lang w:val="en-US"/>
+        </w:rPr>
+      </w:pPr>
+    </w:p>
     <w:p>
       <w:pPr>
         <w:pStyle w:val="ListParagraph"/>
@@ -3784,11 +4035,35 @@
     </w:p>
     <w:p>
       <w:pPr>
-        <w:pStyle w:val="ListParagraph"/>
-        <w:numPr>
-          <w:ilvl w:val="0"/>
-          <w:numId w:val="1"/>
-        </w:numPr>
+        <w:pBdr>
+          <w:bottom w:val="single" w:sz="12" w:space="1" w:color="auto"/>
+        </w:pBdr>
+        <w:spacing w:line="240" w:lineRule="auto"/>
+        <w:rPr>
+          <w:rFonts w:ascii="Times New Roman" w:hAnsi="Times New Roman" w:cs="Times New Roman"/>
+          <w:b/>
+          <w:bCs/>
+          <w:color w:val="2F5496" w:themeColor="accent1" w:themeShade="BF"/>
+          <w:sz w:val="28"/>
+          <w:szCs w:val="28"/>
+          <w:lang w:val="en-US"/>
+        </w:rPr>
+      </w:pPr>
+      <w:r>
+        <w:rPr>
+          <w:rFonts w:ascii="Times New Roman" w:hAnsi="Times New Roman" w:cs="Times New Roman"/>
+          <w:b/>
+          <w:bCs/>
+          <w:color w:val="2F5496" w:themeColor="accent1" w:themeShade="BF"/>
+          <w:sz w:val="28"/>
+          <w:szCs w:val="28"/>
+          <w:lang w:val="en-US"/>
+        </w:rPr>
+        <w:t>Pain Point Extraction</w:t>
+      </w:r>
+    </w:p>
+    <w:p>
+      <w:pPr>
         <w:spacing w:line="240" w:lineRule="auto"/>
         <w:rPr>
           <w:rFonts w:ascii="Times New Roman" w:hAnsi="Times New Roman" w:cs="Times New Roman"/>
@@ -3801,35 +4076,6 @@
           <w:lang w:val="en-US"/>
         </w:rPr>
       </w:pPr>
-      <w:r>
-        <w:rPr>
-          <w:rFonts w:ascii="Times New Roman" w:hAnsi="Times New Roman" w:cs="Times New Roman"/>
-          <w:b/>
-          <w:bCs/>
-          <w:color w:val="2F5496" w:themeColor="accent1" w:themeShade="BF"/>
-          <w:sz w:val="28"/>
-          <w:szCs w:val="28"/>
-          <w:u w:val="single"/>
-          <w:lang w:val="en-US"/>
-        </w:rPr>
-        <w:t>Pain Point Extraction</w:t>
-      </w:r>
-    </w:p>
-    <w:p>
-      <w:pPr>
-        <w:pStyle w:val="ListParagraph"/>
-        <w:spacing w:line="240" w:lineRule="auto"/>
-        <w:rPr>
-          <w:rFonts w:ascii="Times New Roman" w:hAnsi="Times New Roman" w:cs="Times New Roman"/>
-          <w:b/>
-          <w:bCs/>
-          <w:color w:val="2F5496" w:themeColor="accent1" w:themeShade="BF"/>
-          <w:sz w:val="28"/>
-          <w:szCs w:val="28"/>
-          <w:u w:val="single"/>
-          <w:lang w:val="en-US"/>
-        </w:rPr>
-      </w:pPr>
     </w:p>
     <w:tbl>
       <w:tblPr>
@@ -3838,11 +4084,11 @@
         <w:tblLook w:val="04A0" w:firstRow="1" w:lastRow="0" w:firstColumn="1" w:lastColumn="0" w:noHBand="0" w:noVBand="1"/>
       </w:tblPr>
       <w:tblGrid>
-        <w:gridCol w:w="850"/>
-        <w:gridCol w:w="3400"/>
-        <w:gridCol w:w="1417"/>
-        <w:gridCol w:w="3259"/>
-        <w:gridCol w:w="1268"/>
+        <w:gridCol w:w="818"/>
+        <w:gridCol w:w="3138"/>
+        <w:gridCol w:w="1402"/>
+        <w:gridCol w:w="3029"/>
+        <w:gridCol w:w="1241"/>
       </w:tblGrid>
       <w:tr>
         <w:trPr>
@@ -5197,7 +5443,6 @@
                 <w:rFonts w:ascii="Times New Roman" w:hAnsi="Times New Roman" w:cs="Times New Roman"/>
                 <w:lang w:val="en-US"/>
               </w:rPr>
-              <w:lastRenderedPageBreak/>
               <w:t>PP-0</w:t>
             </w:r>
             <w:r>
@@ -5459,10 +5704,108 @@
     <w:p>
       <w:pPr>
         <w:pStyle w:val="ListParagraph"/>
-        <w:numPr>
-          <w:ilvl w:val="0"/>
-          <w:numId w:val="1"/>
-        </w:numPr>
+        <w:spacing w:line="240" w:lineRule="auto"/>
+        <w:rPr>
+          <w:rFonts w:ascii="Times New Roman" w:hAnsi="Times New Roman" w:cs="Times New Roman"/>
+          <w:lang w:val="en-US"/>
+        </w:rPr>
+      </w:pPr>
+    </w:p>
+    <w:p>
+      <w:pPr>
+        <w:pStyle w:val="ListParagraph"/>
+        <w:spacing w:line="240" w:lineRule="auto"/>
+        <w:rPr>
+          <w:rFonts w:ascii="Times New Roman" w:hAnsi="Times New Roman" w:cs="Times New Roman"/>
+          <w:lang w:val="en-US"/>
+        </w:rPr>
+      </w:pPr>
+    </w:p>
+    <w:p>
+      <w:pPr>
+        <w:pStyle w:val="ListParagraph"/>
+        <w:spacing w:line="240" w:lineRule="auto"/>
+        <w:rPr>
+          <w:rFonts w:ascii="Times New Roman" w:hAnsi="Times New Roman" w:cs="Times New Roman"/>
+          <w:lang w:val="en-US"/>
+        </w:rPr>
+      </w:pPr>
+    </w:p>
+    <w:p>
+      <w:pPr>
+        <w:pStyle w:val="ListParagraph"/>
+        <w:spacing w:line="240" w:lineRule="auto"/>
+        <w:rPr>
+          <w:rFonts w:ascii="Times New Roman" w:hAnsi="Times New Roman" w:cs="Times New Roman"/>
+          <w:lang w:val="en-US"/>
+        </w:rPr>
+      </w:pPr>
+    </w:p>
+    <w:p>
+      <w:pPr>
+        <w:pStyle w:val="ListParagraph"/>
+        <w:spacing w:line="240" w:lineRule="auto"/>
+        <w:rPr>
+          <w:rFonts w:ascii="Times New Roman" w:hAnsi="Times New Roman" w:cs="Times New Roman"/>
+          <w:lang w:val="en-US"/>
+        </w:rPr>
+      </w:pPr>
+    </w:p>
+    <w:p>
+      <w:pPr>
+        <w:pStyle w:val="ListParagraph"/>
+        <w:spacing w:line="240" w:lineRule="auto"/>
+        <w:rPr>
+          <w:rFonts w:ascii="Times New Roman" w:hAnsi="Times New Roman" w:cs="Times New Roman"/>
+          <w:lang w:val="en-US"/>
+        </w:rPr>
+      </w:pPr>
+    </w:p>
+    <w:p>
+      <w:pPr>
+        <w:pStyle w:val="ListParagraph"/>
+        <w:spacing w:line="240" w:lineRule="auto"/>
+        <w:rPr>
+          <w:rFonts w:ascii="Times New Roman" w:hAnsi="Times New Roman" w:cs="Times New Roman"/>
+          <w:lang w:val="en-US"/>
+        </w:rPr>
+      </w:pPr>
+    </w:p>
+    <w:p>
+      <w:pPr>
+        <w:pStyle w:val="ListParagraph"/>
+        <w:spacing w:line="240" w:lineRule="auto"/>
+        <w:rPr>
+          <w:rFonts w:ascii="Times New Roman" w:hAnsi="Times New Roman" w:cs="Times New Roman"/>
+          <w:lang w:val="en-US"/>
+        </w:rPr>
+      </w:pPr>
+    </w:p>
+    <w:p>
+      <w:pPr>
+        <w:pStyle w:val="ListParagraph"/>
+        <w:spacing w:line="240" w:lineRule="auto"/>
+        <w:rPr>
+          <w:rFonts w:ascii="Times New Roman" w:hAnsi="Times New Roman" w:cs="Times New Roman"/>
+          <w:lang w:val="en-US"/>
+        </w:rPr>
+      </w:pPr>
+    </w:p>
+    <w:p>
+      <w:pPr>
+        <w:pStyle w:val="ListParagraph"/>
+        <w:spacing w:line="240" w:lineRule="auto"/>
+        <w:rPr>
+          <w:rFonts w:ascii="Times New Roman" w:hAnsi="Times New Roman" w:cs="Times New Roman"/>
+          <w:lang w:val="en-US"/>
+        </w:rPr>
+      </w:pPr>
+    </w:p>
+    <w:p>
+      <w:pPr>
+        <w:pBdr>
+          <w:bottom w:val="single" w:sz="12" w:space="1" w:color="auto"/>
+        </w:pBdr>
         <w:spacing w:line="240" w:lineRule="auto"/>
         <w:rPr>
           <w:rFonts w:ascii="Times New Roman" w:hAnsi="Times New Roman" w:cs="Times New Roman"/>
@@ -5471,7 +5814,6 @@
           <w:color w:val="2F5496" w:themeColor="accent1" w:themeShade="BF"/>
           <w:sz w:val="28"/>
           <w:szCs w:val="28"/>
-          <w:u w:val="single"/>
           <w:lang w:val="en-US"/>
         </w:rPr>
       </w:pPr>
@@ -5483,7 +5825,6 @@
           <w:color w:val="2F5496" w:themeColor="accent1" w:themeShade="BF"/>
           <w:sz w:val="28"/>
           <w:szCs w:val="28"/>
-          <w:u w:val="single"/>
           <w:lang w:val="en-US"/>
         </w:rPr>
         <w:t xml:space="preserve">Requirement Extraction – Pain Point-&gt;Business Requirement-&gt;Functional Requirement </w:t>
@@ -5491,7 +5832,6 @@
     </w:p>
     <w:p>
       <w:pPr>
-        <w:pStyle w:val="ListParagraph"/>
         <w:spacing w:line="240" w:lineRule="auto"/>
         <w:rPr>
           <w:rFonts w:ascii="Times New Roman" w:hAnsi="Times New Roman" w:cs="Times New Roman"/>
@@ -5513,11 +5853,11 @@
       </w:tblPr>
       <w:tblGrid>
         <w:gridCol w:w="590"/>
-        <w:gridCol w:w="2596"/>
+        <w:gridCol w:w="2570"/>
         <w:gridCol w:w="630"/>
-        <w:gridCol w:w="2635"/>
+        <w:gridCol w:w="2592"/>
         <w:gridCol w:w="616"/>
-        <w:gridCol w:w="2675"/>
+        <w:gridCol w:w="2630"/>
       </w:tblGrid>
       <w:tr>
         <w:trPr>
@@ -6881,6 +7221,7 @@
                 <w:rFonts w:ascii="Times New Roman" w:hAnsi="Times New Roman" w:cs="Times New Roman"/>
                 <w:lang w:val="en-US"/>
               </w:rPr>
+              <w:lastRenderedPageBreak/>
               <w:t>PP-0</w:t>
             </w:r>
             <w:r>
@@ -7238,7 +7579,6 @@
                 <w:rFonts w:ascii="Times New Roman" w:hAnsi="Times New Roman" w:cs="Times New Roman"/>
                 <w:lang w:val="en-US"/>
               </w:rPr>
-              <w:lastRenderedPageBreak/>
               <w:t>PP-</w:t>
             </w:r>
             <w:r>
@@ -7610,6 +7950,9 @@
     </w:p>
     <w:p>
       <w:pPr>
+        <w:pBdr>
+          <w:bottom w:val="single" w:sz="12" w:space="1" w:color="auto"/>
+        </w:pBdr>
         <w:spacing w:line="240" w:lineRule="auto"/>
         <w:rPr>
           <w:rFonts w:ascii="Times New Roman" w:hAnsi="Times New Roman" w:cs="Times New Roman"/>
@@ -7618,7 +7961,6 @@
           <w:color w:val="2F5496" w:themeColor="accent1" w:themeShade="BF"/>
           <w:sz w:val="28"/>
           <w:szCs w:val="28"/>
-          <w:u w:val="single"/>
           <w:lang w:val="en-US"/>
         </w:rPr>
       </w:pPr>
@@ -7630,7 +7972,6 @@
           <w:color w:val="2F5496" w:themeColor="accent1" w:themeShade="BF"/>
           <w:sz w:val="28"/>
           <w:szCs w:val="28"/>
-          <w:u w:val="single"/>
           <w:lang w:val="en-US"/>
         </w:rPr>
         <w:t>Interview</w:t>
@@ -7643,39 +7984,10 @@
           <w:color w:val="2F5496" w:themeColor="accent1" w:themeShade="BF"/>
           <w:sz w:val="28"/>
           <w:szCs w:val="28"/>
-          <w:u w:val="single"/>
           <w:lang w:val="en-US"/>
         </w:rPr>
-        <w:t xml:space="preserve"> </w:t>
-      </w:r>
-      <w:r>
-        <w:rPr>
-          <w:rFonts w:ascii="Times New Roman" w:hAnsi="Times New Roman" w:cs="Times New Roman"/>
-          <w:b/>
-          <w:bCs/>
-          <w:color w:val="2F5496" w:themeColor="accent1" w:themeShade="BF"/>
-          <w:sz w:val="28"/>
-          <w:szCs w:val="28"/>
-          <w:u w:val="single"/>
-          <w:lang w:val="en-US"/>
-        </w:rPr>
-        <w:t>Questions</w:t>
-      </w:r>
-    </w:p>
-    <w:p>
-      <w:pPr>
-        <w:spacing w:line="240" w:lineRule="auto"/>
-        <w:rPr>
-          <w:rFonts w:ascii="Times New Roman" w:hAnsi="Times New Roman" w:cs="Times New Roman"/>
-          <w:b/>
-          <w:bCs/>
-          <w:color w:val="2F5496" w:themeColor="accent1" w:themeShade="BF"/>
-          <w:sz w:val="28"/>
-          <w:szCs w:val="28"/>
-          <w:u w:val="single"/>
-          <w:lang w:val="en-US"/>
-        </w:rPr>
-      </w:pPr>
+        <w:t xml:space="preserve"> Questions</w:t>
+      </w:r>
     </w:p>
     <w:p>
       <w:pPr>
@@ -7689,7 +8001,10 @@
           <w:lang w:val="en-US"/>
         </w:rPr>
       </w:pPr>
-      <w:r>
+    </w:p>
+    <w:p>
+      <w:pPr>
+        <w:spacing w:line="240" w:lineRule="auto"/>
         <w:rPr>
           <w:rFonts w:ascii="Times New Roman" w:hAnsi="Times New Roman" w:cs="Times New Roman"/>
           <w:b/>
@@ -7698,6 +8013,16 @@
           <w:u w:val="single"/>
           <w:lang w:val="en-US"/>
         </w:rPr>
+      </w:pPr>
+      <w:r>
+        <w:rPr>
+          <w:rFonts w:ascii="Times New Roman" w:hAnsi="Times New Roman" w:cs="Times New Roman"/>
+          <w:b/>
+          <w:bCs/>
+          <w:color w:val="2F5496" w:themeColor="accent1" w:themeShade="BF"/>
+          <w:u w:val="single"/>
+          <w:lang w:val="en-US"/>
+        </w:rPr>
         <w:t>INTERVIEW 1</w:t>
       </w:r>
     </w:p>
@@ -7922,13 +8247,7 @@
         <w:rPr>
           <w:rFonts w:ascii="Times New Roman" w:hAnsi="Times New Roman" w:cs="Times New Roman"/>
         </w:rPr>
-        <w:t>₹</w:t>
-      </w:r>
-      <w:r>
-        <w:rPr>
-          <w:rFonts w:ascii="Times New Roman" w:hAnsi="Times New Roman" w:cs="Times New Roman"/>
-        </w:rPr>
-        <w:t xml:space="preserve">38,000. But </w:t>
+        <w:t xml:space="preserve">₹38,000. But </w:t>
       </w:r>
       <w:r>
         <w:rPr>
@@ -8126,6 +8445,7 @@
         <w:rPr>
           <w:rFonts w:ascii="Times New Roman" w:hAnsi="Times New Roman" w:cs="Times New Roman"/>
         </w:rPr>
+        <w:lastRenderedPageBreak/>
         <w:t>No</w:t>
       </w:r>
       <w:r>
@@ -8163,13 +8483,7 @@
         <w:rPr>
           <w:rFonts w:ascii="Times New Roman" w:hAnsi="Times New Roman" w:cs="Times New Roman"/>
         </w:rPr>
-        <w:t>Duplicate refunds causing direct financial loss (</w:t>
-      </w:r>
-      <w:r>
-        <w:rPr>
-          <w:rFonts w:ascii="Times New Roman" w:hAnsi="Times New Roman" w:cs="Times New Roman"/>
-        </w:rPr>
-        <w:t>₹</w:t>
+        <w:t>Duplicate refunds causing direct financial loss (₹</w:t>
       </w:r>
       <w:r>
         <w:rPr>
@@ -8304,6 +8618,22 @@
         <w:spacing w:line="240" w:lineRule="auto"/>
         <w:rPr>
           <w:rFonts w:ascii="Times New Roman" w:hAnsi="Times New Roman" w:cs="Times New Roman"/>
+        </w:rPr>
+      </w:pPr>
+    </w:p>
+    <w:p>
+      <w:pPr>
+        <w:spacing w:line="240" w:lineRule="auto"/>
+        <w:rPr>
+          <w:rFonts w:ascii="Times New Roman" w:hAnsi="Times New Roman" w:cs="Times New Roman"/>
+        </w:rPr>
+      </w:pPr>
+    </w:p>
+    <w:p>
+      <w:pPr>
+        <w:spacing w:line="240" w:lineRule="auto"/>
+        <w:rPr>
+          <w:rFonts w:ascii="Times New Roman" w:hAnsi="Times New Roman" w:cs="Times New Roman"/>
           <w:color w:val="2F5496" w:themeColor="accent1" w:themeShade="BF"/>
         </w:rPr>
       </w:pPr>
@@ -8829,6 +9159,7 @@
           <w:b/>
           <w:bCs/>
         </w:rPr>
+        <w:lastRenderedPageBreak/>
         <w:t>A.</w:t>
       </w:r>
       <w:r>
@@ -9248,13 +9579,7 @@
         <w:rPr>
           <w:rFonts w:ascii="Times New Roman" w:hAnsi="Times New Roman" w:cs="Times New Roman"/>
         </w:rPr>
-        <w:t>Rahul sends me a WhatsApp message. Sometimes it's a forward of the customer's email. Sometimes it's just 'Sunita, return coming for order 4872, kurta, medium.' That's all the information I have. No timing, no courier details, nothing</w:t>
-      </w:r>
-      <w:r>
-        <w:rPr>
-          <w:rFonts w:ascii="Times New Roman" w:hAnsi="Times New Roman" w:cs="Times New Roman"/>
-        </w:rPr>
-        <w:t>.</w:t>
+        <w:t>Rahul sends me a WhatsApp message. Sometimes it's a forward of the customer's email. Sometimes it's just 'Sunita, return coming for order 4872, kurta, medium.' That's all the information I have. No timing, no courier details, nothing.</w:t>
       </w:r>
     </w:p>
     <w:p>
@@ -9300,85 +9625,87 @@
           <w:b/>
           <w:bCs/>
         </w:rPr>
-        <w:t>A</w:t>
-      </w:r>
+        <w:t>A.</w:t>
+      </w:r>
+      <w:r>
+        <w:rPr>
+          <w:rFonts w:ascii="Times New Roman" w:hAnsi="Times New Roman" w:cs="Times New Roman"/>
+        </w:rPr>
+        <w:t xml:space="preserve"> I can't plan. On Tuesdays last week I had 11 returns arrive and I had only one person at the receiving bay because I didn't know they were coming. Items pile up, checking takes longer, and then the refund gets delayed because I haven't confirmed receipt yet. It's a ripple effect.</w:t>
+      </w:r>
+    </w:p>
+    <w:p>
+      <w:pPr>
+        <w:spacing w:line="240" w:lineRule="auto"/>
+        <w:rPr>
+          <w:rFonts w:ascii="Times New Roman" w:hAnsi="Times New Roman" w:cs="Times New Roman"/>
+        </w:rPr>
+      </w:pPr>
       <w:r>
         <w:rPr>
           <w:rFonts w:ascii="Times New Roman" w:hAnsi="Times New Roman" w:cs="Times New Roman"/>
           <w:b/>
           <w:bCs/>
         </w:rPr>
-        <w:t>.</w:t>
-      </w:r>
-      <w:r>
-        <w:rPr>
-          <w:rFonts w:ascii="Times New Roman" w:hAnsi="Times New Roman" w:cs="Times New Roman"/>
-        </w:rPr>
-        <w:t xml:space="preserve"> I can't plan. On Tuesdays last week I had 11 returns arrive and I had only one person at the receiving bay because I didn't know they were coming. Items pile up, checking takes longer, and then the refund gets delayed because I haven't confirmed receipt yet. It's a ripple effect.</w:t>
-      </w:r>
-    </w:p>
-    <w:p>
-      <w:pPr>
-        <w:spacing w:line="240" w:lineRule="auto"/>
-        <w:rPr>
-          <w:rFonts w:ascii="Times New Roman" w:hAnsi="Times New Roman" w:cs="Times New Roman"/>
-        </w:rPr>
-      </w:pPr>
+        <w:t>Q.</w:t>
+      </w:r>
+      <w:r>
+        <w:rPr>
+          <w:rFonts w:ascii="Times New Roman" w:hAnsi="Times New Roman" w:cs="Times New Roman"/>
+        </w:rPr>
+        <w:t xml:space="preserve"> </w:t>
+      </w:r>
       <w:r>
         <w:rPr>
           <w:rFonts w:ascii="Times New Roman" w:hAnsi="Times New Roman" w:cs="Times New Roman"/>
           <w:b/>
           <w:bCs/>
         </w:rPr>
-        <w:t>Q.</w:t>
-      </w:r>
-      <w:r>
-        <w:rPr>
-          <w:rFonts w:ascii="Times New Roman" w:hAnsi="Times New Roman" w:cs="Times New Roman"/>
-        </w:rPr>
-        <w:t xml:space="preserve"> </w:t>
-      </w:r>
+        <w:t>What information do you need to process a return properly?</w:t>
+      </w:r>
+    </w:p>
+    <w:p>
+      <w:pPr>
+        <w:spacing w:line="240" w:lineRule="auto"/>
+        <w:rPr>
+          <w:rFonts w:ascii="Times New Roman" w:hAnsi="Times New Roman" w:cs="Times New Roman"/>
+        </w:rPr>
+      </w:pPr>
+      <w:r>
+        <w:rPr>
+          <w:rFonts w:ascii="Times New Roman" w:hAnsi="Times New Roman" w:cs="Times New Roman"/>
+        </w:rPr>
+        <w:t xml:space="preserve">A. I need the order number, the item name and size, the reason for return, which courier is bringing it, and an expected date. If I have those five things I can prepare. Right </w:t>
+      </w:r>
+      <w:proofErr w:type="gramStart"/>
+      <w:r>
+        <w:rPr>
+          <w:rFonts w:ascii="Times New Roman" w:hAnsi="Times New Roman" w:cs="Times New Roman"/>
+        </w:rPr>
+        <w:t>now</w:t>
+      </w:r>
+      <w:proofErr w:type="gramEnd"/>
+      <w:r>
+        <w:rPr>
+          <w:rFonts w:ascii="Times New Roman" w:hAnsi="Times New Roman" w:cs="Times New Roman"/>
+        </w:rPr>
+        <w:t xml:space="preserve"> I get maybe two of them.</w:t>
+      </w:r>
+    </w:p>
+    <w:p>
+      <w:pPr>
+        <w:spacing w:line="240" w:lineRule="auto"/>
+        <w:rPr>
+          <w:rFonts w:ascii="Times New Roman" w:hAnsi="Times New Roman" w:cs="Times New Roman"/>
+        </w:rPr>
+      </w:pPr>
       <w:r>
         <w:rPr>
           <w:rFonts w:ascii="Times New Roman" w:hAnsi="Times New Roman" w:cs="Times New Roman"/>
           <w:b/>
           <w:bCs/>
         </w:rPr>
-        <w:t>What information do you need to process a return properly?</w:t>
-      </w:r>
-    </w:p>
-    <w:p>
-      <w:pPr>
-        <w:spacing w:line="240" w:lineRule="auto"/>
-        <w:rPr>
-          <w:rFonts w:ascii="Times New Roman" w:hAnsi="Times New Roman" w:cs="Times New Roman"/>
-        </w:rPr>
-      </w:pPr>
-      <w:r>
-        <w:rPr>
-          <w:rFonts w:ascii="Times New Roman" w:hAnsi="Times New Roman" w:cs="Times New Roman"/>
-        </w:rPr>
-        <w:t xml:space="preserve">A. </w:t>
-      </w:r>
-      <w:r>
-        <w:rPr>
-          <w:rFonts w:ascii="Times New Roman" w:hAnsi="Times New Roman" w:cs="Times New Roman"/>
-        </w:rPr>
-        <w:t xml:space="preserve">I need the order number, the item name and size, the reason for return, which courier is bringing it, and an expected date. If I have those five things I can prepare. Right </w:t>
-      </w:r>
-      <w:proofErr w:type="gramStart"/>
-      <w:r>
-        <w:rPr>
-          <w:rFonts w:ascii="Times New Roman" w:hAnsi="Times New Roman" w:cs="Times New Roman"/>
-        </w:rPr>
-        <w:t>now</w:t>
-      </w:r>
-      <w:proofErr w:type="gramEnd"/>
-      <w:r>
-        <w:rPr>
-          <w:rFonts w:ascii="Times New Roman" w:hAnsi="Times New Roman" w:cs="Times New Roman"/>
-        </w:rPr>
-        <w:t xml:space="preserve"> I get maybe two of them.</w:t>
+        <w:t>Q. How do you currently confirm that an item has been received?</w:t>
       </w:r>
     </w:p>
     <w:p>
@@ -9394,121 +9721,52 @@
           <w:b/>
           <w:bCs/>
         </w:rPr>
-        <w:t>Q</w:t>
-      </w:r>
+        <w:t>A.</w:t>
+      </w:r>
+      <w:r>
+        <w:rPr>
+          <w:rFonts w:ascii="Times New Roman" w:hAnsi="Times New Roman" w:cs="Times New Roman"/>
+        </w:rPr>
+        <w:t xml:space="preserve"> I message Rahul on WhatsApp. He then tells Amit. Amit processes the refund. There is no system — it's just people messaging each other.</w:t>
+      </w:r>
+    </w:p>
+    <w:p>
+      <w:pPr>
+        <w:spacing w:line="240" w:lineRule="auto"/>
+        <w:rPr>
+          <w:rFonts w:ascii="Times New Roman" w:hAnsi="Times New Roman" w:cs="Times New Roman"/>
+        </w:rPr>
+      </w:pPr>
       <w:r>
         <w:rPr>
           <w:rFonts w:ascii="Times New Roman" w:hAnsi="Times New Roman" w:cs="Times New Roman"/>
           <w:b/>
           <w:bCs/>
         </w:rPr>
-        <w:t>.</w:t>
-      </w:r>
+        <w:t>Q. What would the ideal system look like from your end?</w:t>
+      </w:r>
+    </w:p>
+    <w:p>
+      <w:pPr>
+        <w:spacing w:line="240" w:lineRule="auto"/>
+        <w:rPr>
+          <w:rFonts w:ascii="Times New Roman" w:hAnsi="Times New Roman" w:cs="Times New Roman"/>
+        </w:rPr>
+      </w:pPr>
       <w:r>
         <w:rPr>
           <w:rFonts w:ascii="Times New Roman" w:hAnsi="Times New Roman" w:cs="Times New Roman"/>
           <w:b/>
           <w:bCs/>
         </w:rPr>
-        <w:t xml:space="preserve"> How do you currently confirm that an item has been received?</w:t>
-      </w:r>
-    </w:p>
-    <w:p>
-      <w:pPr>
-        <w:spacing w:line="240" w:lineRule="auto"/>
-        <w:rPr>
-          <w:rFonts w:ascii="Times New Roman" w:hAnsi="Times New Roman" w:cs="Times New Roman"/>
-        </w:rPr>
-      </w:pPr>
-      <w:r>
-        <w:rPr>
-          <w:rFonts w:ascii="Times New Roman" w:hAnsi="Times New Roman" w:cs="Times New Roman"/>
-          <w:b/>
-          <w:bCs/>
-        </w:rPr>
-        <w:t>A</w:t>
-      </w:r>
-      <w:r>
-        <w:rPr>
-          <w:rFonts w:ascii="Times New Roman" w:hAnsi="Times New Roman" w:cs="Times New Roman"/>
-          <w:b/>
-          <w:bCs/>
-        </w:rPr>
-        <w:t>.</w:t>
-      </w:r>
-      <w:r>
-        <w:rPr>
-          <w:rFonts w:ascii="Times New Roman" w:hAnsi="Times New Roman" w:cs="Times New Roman"/>
-        </w:rPr>
-        <w:t xml:space="preserve"> I message Rahul on WhatsApp. He then tells Amit. Amit processes the refund. There is no system — it's just people messaging each other.</w:t>
-      </w:r>
-    </w:p>
-    <w:p>
-      <w:pPr>
-        <w:spacing w:line="240" w:lineRule="auto"/>
-        <w:rPr>
-          <w:rFonts w:ascii="Times New Roman" w:hAnsi="Times New Roman" w:cs="Times New Roman"/>
-        </w:rPr>
-      </w:pPr>
-      <w:r>
-        <w:rPr>
-          <w:rFonts w:ascii="Times New Roman" w:hAnsi="Times New Roman" w:cs="Times New Roman"/>
-          <w:b/>
-          <w:bCs/>
-        </w:rPr>
-        <w:t>Q</w:t>
-      </w:r>
-      <w:r>
-        <w:rPr>
-          <w:rFonts w:ascii="Times New Roman" w:hAnsi="Times New Roman" w:cs="Times New Roman"/>
-          <w:b/>
-          <w:bCs/>
-        </w:rPr>
-        <w:t>.</w:t>
-      </w:r>
-      <w:r>
-        <w:rPr>
-          <w:rFonts w:ascii="Times New Roman" w:hAnsi="Times New Roman" w:cs="Times New Roman"/>
-          <w:b/>
-          <w:bCs/>
-        </w:rPr>
-        <w:t xml:space="preserve"> What would the ideal system look like from your end?</w:t>
-      </w:r>
-    </w:p>
-    <w:p>
-      <w:pPr>
-        <w:spacing w:line="240" w:lineRule="auto"/>
-        <w:rPr>
-          <w:rFonts w:ascii="Times New Roman" w:hAnsi="Times New Roman" w:cs="Times New Roman"/>
-        </w:rPr>
-      </w:pPr>
-      <w:r>
-        <w:rPr>
-          <w:rFonts w:ascii="Times New Roman" w:hAnsi="Times New Roman" w:cs="Times New Roman"/>
-          <w:b/>
-          <w:bCs/>
-        </w:rPr>
-        <w:t>A</w:t>
-      </w:r>
-      <w:r>
-        <w:rPr>
-          <w:rFonts w:ascii="Times New Roman" w:hAnsi="Times New Roman" w:cs="Times New Roman"/>
-          <w:b/>
-          <w:bCs/>
-        </w:rPr>
-        <w:t>.</w:t>
-      </w:r>
-      <w:r>
-        <w:rPr>
-          <w:rFonts w:ascii="Times New Roman" w:hAnsi="Times New Roman" w:cs="Times New Roman"/>
-        </w:rPr>
-        <w:t xml:space="preserve"> </w:t>
-      </w:r>
-      <w:r>
-        <w:rPr>
-          <w:rFonts w:ascii="Times New Roman" w:hAnsi="Times New Roman" w:cs="Times New Roman"/>
-        </w:rPr>
-        <w:t>Give me a simple screen where I can see all the returns that are approved and on their way. I want to see the item details, expected date, and a button to confirm receipt when it arrives. One click and the refund should happen automatically. I don't want to message anyone.</w:t>
+        <w:lastRenderedPageBreak/>
+        <w:t>A.</w:t>
+      </w:r>
+      <w:r>
+        <w:rPr>
+          <w:rFonts w:ascii="Times New Roman" w:hAnsi="Times New Roman" w:cs="Times New Roman"/>
+        </w:rPr>
+        <w:t xml:space="preserve"> Give me a simple screen where I can see all the returns that are approved and on their way. I want to see the item details, expected date, and a button to confirm receipt when it arrives. One click and the refund should happen automatically. I don't want to message anyone.</w:t>
       </w:r>
     </w:p>
     <w:p>
@@ -9808,23 +10066,45 @@
           <w:b/>
           <w:bCs/>
         </w:rPr>
-        <w:t>Q</w:t>
-      </w:r>
+        <w:t>Q. How does the refund process currently work from your side?</w:t>
+      </w:r>
+    </w:p>
+    <w:p>
+      <w:pPr>
+        <w:spacing w:line="240" w:lineRule="auto"/>
+        <w:rPr>
+          <w:rFonts w:ascii="Times New Roman" w:hAnsi="Times New Roman" w:cs="Times New Roman"/>
+        </w:rPr>
+      </w:pPr>
       <w:r>
         <w:rPr>
           <w:rFonts w:ascii="Times New Roman" w:hAnsi="Times New Roman" w:cs="Times New Roman"/>
           <w:b/>
           <w:bCs/>
         </w:rPr>
-        <w:t>.</w:t>
-      </w:r>
+        <w:t>A.</w:t>
+      </w:r>
+      <w:r>
+        <w:rPr>
+          <w:rFonts w:ascii="Times New Roman" w:hAnsi="Times New Roman" w:cs="Times New Roman"/>
+        </w:rPr>
+        <w:t xml:space="preserve"> When a return is approved, Rahul is supposed to add a row to a shared Google Sheet with the order ID, amount, and customer details. I check that sheet every afternoon and process the refunds manually through the payment gateway portal. But the sheet is inconsistent. Sometimes entries are missing, sometimes they're duplicated.</w:t>
+      </w:r>
+    </w:p>
+    <w:p>
+      <w:pPr>
+        <w:spacing w:line="240" w:lineRule="auto"/>
+        <w:rPr>
+          <w:rFonts w:ascii="Times New Roman" w:hAnsi="Times New Roman" w:cs="Times New Roman"/>
+        </w:rPr>
+      </w:pPr>
       <w:r>
         <w:rPr>
           <w:rFonts w:ascii="Times New Roman" w:hAnsi="Times New Roman" w:cs="Times New Roman"/>
           <w:b/>
           <w:bCs/>
         </w:rPr>
-        <w:t xml:space="preserve"> How does the refund process currently work from your side?</w:t>
+        <w:t>Q. You mentioned duplicate refunds — can you tell me more about that?</w:t>
       </w:r>
     </w:p>
     <w:p>
@@ -9840,37 +10120,43 @@
           <w:b/>
           <w:bCs/>
         </w:rPr>
-        <w:t>A</w:t>
-      </w:r>
+        <w:t>A.</w:t>
+      </w:r>
+      <w:r>
+        <w:rPr>
+          <w:rFonts w:ascii="Times New Roman" w:hAnsi="Times New Roman" w:cs="Times New Roman"/>
+        </w:rPr>
+        <w:t xml:space="preserve"> </w:t>
+      </w:r>
+      <w:r>
+        <w:rPr>
+          <w:rFonts w:ascii="Times New Roman" w:hAnsi="Times New Roman" w:cs="Times New Roman"/>
+        </w:rPr>
+        <w:t>Yes, it has happened at least twice this year that I know of. Two agents both approved the same return without knowing the other had done it. I processed both because both had entries in the sheet. We lost ₹38,000 in those 14 cases last quarter. Some of it we recovered by contacting customers, but not all.</w:t>
+      </w:r>
+    </w:p>
+    <w:p>
+      <w:pPr>
+        <w:spacing w:line="240" w:lineRule="auto"/>
+        <w:rPr>
+          <w:rFonts w:ascii="Times New Roman" w:hAnsi="Times New Roman" w:cs="Times New Roman"/>
+        </w:rPr>
+      </w:pPr>
       <w:r>
         <w:rPr>
           <w:rFonts w:ascii="Times New Roman" w:hAnsi="Times New Roman" w:cs="Times New Roman"/>
           <w:b/>
           <w:bCs/>
         </w:rPr>
-        <w:t>.</w:t>
-      </w:r>
-      <w:r>
-        <w:rPr>
-          <w:rFonts w:ascii="Times New Roman" w:hAnsi="Times New Roman" w:cs="Times New Roman"/>
-        </w:rPr>
-        <w:t xml:space="preserve"> When a return is approved, Rahul is supposed to add a row to a shared Google Sheet with the order ID, amount, and customer details. I check that sheet every afternoon and process the refunds manually through the payment gateway portal. But the sheet is inconsistent. Sometimes entries are missing, sometimes they're duplicated.</w:t>
-      </w:r>
-    </w:p>
-    <w:p>
-      <w:pPr>
-        <w:spacing w:line="240" w:lineRule="auto"/>
-        <w:rPr>
-          <w:rFonts w:ascii="Times New Roman" w:hAnsi="Times New Roman" w:cs="Times New Roman"/>
-        </w:rPr>
-      </w:pPr>
+        <w:t>Q</w:t>
+      </w:r>
       <w:r>
         <w:rPr>
           <w:rFonts w:ascii="Times New Roman" w:hAnsi="Times New Roman" w:cs="Times New Roman"/>
           <w:b/>
           <w:bCs/>
         </w:rPr>
-        <w:t>Q</w:t>
+        <w:t>.</w:t>
       </w:r>
       <w:r>
         <w:rPr>
@@ -9878,128 +10164,53 @@
           <w:b/>
           <w:bCs/>
         </w:rPr>
-        <w:t>.</w:t>
-      </w:r>
+        <w:t xml:space="preserve"> What is your biggest concern with the current process from a finance perspective?</w:t>
+      </w:r>
+    </w:p>
+    <w:p>
+      <w:pPr>
+        <w:spacing w:line="240" w:lineRule="auto"/>
+        <w:rPr>
+          <w:rFonts w:ascii="Times New Roman" w:hAnsi="Times New Roman" w:cs="Times New Roman"/>
+        </w:rPr>
+      </w:pPr>
       <w:r>
         <w:rPr>
           <w:rFonts w:ascii="Times New Roman" w:hAnsi="Times New Roman" w:cs="Times New Roman"/>
           <w:b/>
           <w:bCs/>
         </w:rPr>
-        <w:t xml:space="preserve"> You mentioned duplicate refunds — can you tell me more about that?</w:t>
-      </w:r>
-    </w:p>
-    <w:p>
-      <w:pPr>
-        <w:spacing w:line="240" w:lineRule="auto"/>
-        <w:rPr>
-          <w:rFonts w:ascii="Times New Roman" w:hAnsi="Times New Roman" w:cs="Times New Roman"/>
-        </w:rPr>
-      </w:pPr>
+        <w:t>A</w:t>
+      </w:r>
       <w:r>
         <w:rPr>
           <w:rFonts w:ascii="Times New Roman" w:hAnsi="Times New Roman" w:cs="Times New Roman"/>
           <w:b/>
           <w:bCs/>
         </w:rPr>
-        <w:t>A</w:t>
-      </w:r>
+        <w:t>.</w:t>
+      </w:r>
+      <w:r>
+        <w:rPr>
+          <w:rFonts w:ascii="Times New Roman" w:hAnsi="Times New Roman" w:cs="Times New Roman"/>
+        </w:rPr>
+        <w:t xml:space="preserve"> Audit trail. If something goes wrong — a customer disputes a refund, or our auditors want to review Q3 transactions — I have no clean record. I have a Google Sheet that three people edit, WhatsApp messages, and email chains. That is not an audit trail.</w:t>
+      </w:r>
+    </w:p>
+    <w:p>
+      <w:pPr>
+        <w:spacing w:line="240" w:lineRule="auto"/>
+        <w:rPr>
+          <w:rFonts w:ascii="Times New Roman" w:hAnsi="Times New Roman" w:cs="Times New Roman"/>
+        </w:rPr>
+      </w:pPr>
       <w:r>
         <w:rPr>
           <w:rFonts w:ascii="Times New Roman" w:hAnsi="Times New Roman" w:cs="Times New Roman"/>
           <w:b/>
           <w:bCs/>
         </w:rPr>
-        <w:t>.</w:t>
-      </w:r>
-      <w:r>
-        <w:rPr>
-          <w:rFonts w:ascii="Times New Roman" w:hAnsi="Times New Roman" w:cs="Times New Roman"/>
-        </w:rPr>
-        <w:t xml:space="preserve"> </w:t>
-      </w:r>
-      <w:r>
-        <w:rPr>
-          <w:rFonts w:ascii="Times New Roman" w:hAnsi="Times New Roman" w:cs="Times New Roman"/>
-        </w:rPr>
-        <w:t>Yes, it has happened at least twice this year that I know of. Two agents both approved the same return without knowing the other had done it. I processed both because both had entries in the sheet. We lost ₹38,000 in those 14 cases last quarter. Some of it we recovered by contacting customers, but not all.</w:t>
-      </w:r>
-    </w:p>
-    <w:p>
-      <w:pPr>
-        <w:spacing w:line="240" w:lineRule="auto"/>
-        <w:rPr>
-          <w:rFonts w:ascii="Times New Roman" w:hAnsi="Times New Roman" w:cs="Times New Roman"/>
-        </w:rPr>
-      </w:pPr>
-      <w:r>
-        <w:rPr>
-          <w:rFonts w:ascii="Times New Roman" w:hAnsi="Times New Roman" w:cs="Times New Roman"/>
-          <w:b/>
-          <w:bCs/>
-        </w:rPr>
-        <w:t>Q</w:t>
-      </w:r>
-      <w:r>
-        <w:rPr>
-          <w:rFonts w:ascii="Times New Roman" w:hAnsi="Times New Roman" w:cs="Times New Roman"/>
-          <w:b/>
-          <w:bCs/>
-        </w:rPr>
-        <w:t>.</w:t>
-      </w:r>
-      <w:r>
-        <w:rPr>
-          <w:rFonts w:ascii="Times New Roman" w:hAnsi="Times New Roman" w:cs="Times New Roman"/>
-          <w:b/>
-          <w:bCs/>
-        </w:rPr>
-        <w:t xml:space="preserve"> What is your biggest concern with the current process from a finance perspective?</w:t>
-      </w:r>
-    </w:p>
-    <w:p>
-      <w:pPr>
-        <w:spacing w:line="240" w:lineRule="auto"/>
-        <w:rPr>
-          <w:rFonts w:ascii="Times New Roman" w:hAnsi="Times New Roman" w:cs="Times New Roman"/>
-        </w:rPr>
-      </w:pPr>
-      <w:r>
-        <w:rPr>
-          <w:rFonts w:ascii="Times New Roman" w:hAnsi="Times New Roman" w:cs="Times New Roman"/>
-          <w:b/>
-          <w:bCs/>
-        </w:rPr>
-        <w:t>A</w:t>
-      </w:r>
-      <w:r>
-        <w:rPr>
-          <w:rFonts w:ascii="Times New Roman" w:hAnsi="Times New Roman" w:cs="Times New Roman"/>
-          <w:b/>
-          <w:bCs/>
-        </w:rPr>
-        <w:t>.</w:t>
-      </w:r>
-      <w:r>
-        <w:rPr>
-          <w:rFonts w:ascii="Times New Roman" w:hAnsi="Times New Roman" w:cs="Times New Roman"/>
-        </w:rPr>
-        <w:t xml:space="preserve"> Audit trail. If something goes wrong — a customer disputes a refund, or our auditors want to review Q3 transactions — I have no clean record. I have a Google Sheet that three people edit, WhatsApp messages, and email chains. That is not an audit trail.</w:t>
-      </w:r>
-    </w:p>
-    <w:p>
-      <w:pPr>
-        <w:spacing w:line="240" w:lineRule="auto"/>
-        <w:rPr>
-          <w:rFonts w:ascii="Times New Roman" w:hAnsi="Times New Roman" w:cs="Times New Roman"/>
-        </w:rPr>
-      </w:pPr>
-      <w:r>
-        <w:rPr>
-          <w:rFonts w:ascii="Times New Roman" w:hAnsi="Times New Roman" w:cs="Times New Roman"/>
-          <w:b/>
-          <w:bCs/>
-        </w:rPr>
+        <w:lastRenderedPageBreak/>
         <w:t>Q</w:t>
       </w:r>
       <w:r>
@@ -10275,7 +10486,13 @@
     </w:p>
     <w:sectPr>
       <w:pgSz w:w="11906" w:h="16838"/>
-      <w:pgMar w:top="851" w:right="851" w:bottom="851" w:left="851" w:header="708" w:footer="708" w:gutter="0"/>
+      <w:pgMar w:top="1134" w:right="1134" w:bottom="1134" w:left="1134" w:header="708" w:footer="708" w:gutter="0"/>
+      <w:pgBorders w:offsetFrom="page">
+        <w:top w:val="double" w:sz="4" w:space="24" w:color="auto"/>
+        <w:left w:val="double" w:sz="4" w:space="24" w:color="auto"/>
+        <w:bottom w:val="double" w:sz="4" w:space="24" w:color="auto"/>
+        <w:right w:val="double" w:sz="4" w:space="24" w:color="auto"/>
+      </w:pgBorders>
       <w:cols w:space="708"/>
       <w:docGrid w:linePitch="360"/>
     </w:sectPr>
@@ -11171,15 +11388,6 @@
   </w:num>
   <w:num w:numId="6" w16cid:durableId="1278483945">
     <w:abstractNumId w:val="0"/>
-    <w:lvlOverride w:ilvl="0"/>
-    <w:lvlOverride w:ilvl="1"/>
-    <w:lvlOverride w:ilvl="2"/>
-    <w:lvlOverride w:ilvl="3"/>
-    <w:lvlOverride w:ilvl="4"/>
-    <w:lvlOverride w:ilvl="5"/>
-    <w:lvlOverride w:ilvl="6"/>
-    <w:lvlOverride w:ilvl="7"/>
-    <w:lvlOverride w:ilvl="8"/>
   </w:num>
   <w:num w:numId="7" w16cid:durableId="1448159101">
     <w:abstractNumId w:val="4"/>
@@ -11793,6 +12001,7 @@
   <w:style w:type="character" w:default="1" w:styleId="DefaultParagraphFont">
     <w:name w:val="Default Paragraph Font"/>
     <w:uiPriority w:val="1"/>
+    <w:semiHidden/>
     <w:unhideWhenUsed/>
   </w:style>
   <w:style w:type="table" w:default="1" w:styleId="TableNormal">
